--- a/deliveries/2026-09-03/02_Procurement_Guides/GUIDE_20260903_04_Container_Loading_Lashing.docx
+++ b/deliveries/2026-09-03/02_Procurement_Guides/GUIDE_20260903_04_Container_Loading_Lashing.docx
@@ -4,7 +4,7 @@
   <w:body>
     <w:p>
       <w:pPr>
-        <w:pStyle w:val="Title"/>
+        <w:pStyle w:val="Heading1"/>
       </w:pPr>
       <w:r>
         <w:t>Loading Cars Into a 40HQ Container: Counts That Depend on a Load Plan, and Lashing That Holds at Sea</w:t>
@@ -12,7 +12,7 @@
     </w:p>
     <w:p>
       <w:pPr>
-        <w:pStyle w:val="Heading1"/>
+        <w:pStyle w:val="Heading2"/>
       </w:pPr>
       <w:r>
         <w:t>SEO Metadata</w:t>
@@ -146,7 +146,7 @@
     </w:p>
     <w:p>
       <w:pPr>
-        <w:pStyle w:val="Heading1"/>
+        <w:pStyle w:val="Heading2"/>
       </w:pPr>
       <w:r>
         <w:t>The Question Everyone Asks First</w:t>
@@ -168,7 +168,7 @@
     </w:p>
     <w:p>
       <w:pPr>
-        <w:pStyle w:val="Heading1"/>
+        <w:pStyle w:val="Heading2"/>
       </w:pPr>
       <w:r>
         <w:t>Realistic Loading Bands (from documented practice)</w:t>
@@ -250,7 +250,7 @@
     </w:p>
     <w:p>
       <w:pPr>
-        <w:pStyle w:val="Heading1"/>
+        <w:pStyle w:val="Heading2"/>
       </w:pPr>
       <w:r>
         <w:t>Lashing: Fix Through the Tyres, Not the Body</w:t>
@@ -325,7 +325,7 @@
     </w:p>
     <w:p>
       <w:pPr>
-        <w:pStyle w:val="Heading1"/>
+        <w:pStyle w:val="Heading2"/>
       </w:pPr>
       <w:r>
         <w:t>Loading Sequence (where rack work goes wrong)</w:t>
@@ -382,7 +382,7 @@
     </w:p>
     <w:p>
       <w:pPr>
-        <w:pStyle w:val="Heading1"/>
+        <w:pStyle w:val="Heading2"/>
       </w:pPr>
       <w:r>
         <w:t>The Five-Point Pre-Seal Stowage Check</w:t>
@@ -465,7 +465,7 @@
     </w:p>
     <w:p>
       <w:pPr>
-        <w:pStyle w:val="Heading1"/>
+        <w:pStyle w:val="Heading2"/>
       </w:pPr>
       <w:r>
         <w:t>EV-Specific Note</w:t>
@@ -478,7 +478,7 @@
     </w:p>
     <w:p>
       <w:pPr>
-        <w:pStyle w:val="Heading1"/>
+        <w:pStyle w:val="Heading2"/>
       </w:pPr>
       <w:r>
         <w:t>What This Guide Recommends You Lock Before Booking</w:t>
@@ -559,7 +559,57 @@
     </w:p>
     <w:p>
       <w:pPr>
-        <w:pStyle w:val="Heading1"/>
+        <w:pStyle w:val="ListBullet"/>
+      </w:pPr>
+      <w:r>
+        <w:rPr>
+          <w:b/>
+        </w:rPr>
+        <w:t>Port, route, carrier and terminal acceptance in writing:</w:t>
+      </w:r>
+      <w:r>
+        <w:t xml:space="preserve"> name the actual </w:t>
+      </w:r>
+      <w:r>
+        <w:rPr>
+          <w:b/>
+        </w:rPr>
+        <w:t>load port and terminal</w:t>
+      </w:r>
+      <w:r>
+        <w:t xml:space="preserve"> (the documented trials above are China-port references such as Yantai, not a universal standard), the </w:t>
+      </w:r>
+      <w:r>
+        <w:rPr>
+          <w:b/>
+        </w:rPr>
+        <w:t>ocean carrier and its container operator</w:t>
+      </w:r>
+      <w:r>
+        <w:t xml:space="preserve">, and whether that terminal accepts </w:t>
+      </w:r>
+      <w:r>
+        <w:rPr>
+          <w:b/>
+        </w:rPr>
+        <w:t>double-deck car racks and in-rack lashing</w:t>
+      </w:r>
+      <w:r>
+        <w:t xml:space="preserve"> on the booked sailing. Acceptance conditions and any effective-date change differ by terminal and carrier, so record the </w:t>
+      </w:r>
+      <w:r>
+        <w:rPr>
+          <w:b/>
+        </w:rPr>
+        <w:t>date each condition was confirmed</w:t>
+      </w:r>
+      <w:r>
+        <w:t xml:space="preserve"> against the CTU Code securing principles rather than assuming one warehouse's method is accepted everywhere.</w:t>
+      </w:r>
+    </w:p>
+    <w:p>
+      <w:pPr>
+        <w:pStyle w:val="Heading2"/>
       </w:pPr>
       <w:r>
         <w:t>Frequently Asked Questions</w:t>
@@ -573,8 +623,10 @@
         <w:t>Can a 40HQ always take four SUVs?</w:t>
       </w:r>
       <w:r>
-        <w:t xml:space="preserve"> No — four needs a certified pull-out double rack and an approved plan; conventional no-rack loading of mid/large SUVs is typically two. </w:t>
+        <w:t xml:space="preserve"> No — four needs a certified pull-out double rack and an approved plan; conventional no-rack loading of mid/large SUVs is typically two.</w:t>
       </w:r>
+    </w:p>
+    <w:p>
       <w:r>
         <w:rPr>
           <w:b/>
@@ -582,8 +634,10 @@
         <w:t>Where should straps attach?</w:t>
       </w:r>
       <w:r>
-        <w:t xml:space="preserve"> To the tyres/wheel tie-down points — about eight per car — not to bodywork or suspension. </w:t>
+        <w:t xml:space="preserve"> To the tyres/wheel tie-down points — about eight per car — not to bodywork or suspension.</w:t>
       </w:r>
+    </w:p>
+    <w:p>
       <w:r>
         <w:rPr>
           <w:b/>
@@ -591,8 +645,10 @@
         <w:t>How do sedans differ?</w:t>
       </w:r>
       <w:r>
-        <w:t xml:space="preserve"> Sedans and China-Europe rail loads commonly achieve three per box; dimensions still decide. </w:t>
+        <w:t xml:space="preserve"> Sedans and China-Europe rail loads commonly achieve three per box; dimensions still decide.</w:t>
       </w:r>
+    </w:p>
+    <w:p>
       <w:r>
         <w:rPr>
           <w:b/>
@@ -600,8 +656,10 @@
         <w:t>Why load the rack top-first?</w:t>
       </w:r>
       <w:r>
-        <w:t xml:space="preserve"> The upper vehicles must be positioned before the lower ones block rack access; forklift assistance repositions them safely. </w:t>
+        <w:t xml:space="preserve"> The upper vehicles must be positioned before the lower ones block rack access; forklift assistance repositions them safely.</w:t>
       </w:r>
+    </w:p>
+    <w:p>
       <w:r>
         <w:rPr>
           <w:b/>
@@ -614,7 +672,255 @@
     </w:p>
     <w:p>
       <w:pPr>
-        <w:pStyle w:val="Heading1"/>
+        <w:pStyle w:val="Heading2"/>
+      </w:pPr>
+      <w:r>
+        <w:t>Image Record</w:t>
+      </w:r>
+    </w:p>
+    <w:p>
+      <w:pPr>
+        <w:pStyle w:val="ListBullet"/>
+      </w:pPr>
+      <w:r>
+        <w:t>IMAGE_ASSET_PATH: none secured in repository</w:t>
+      </w:r>
+    </w:p>
+    <w:p>
+      <w:pPr>
+        <w:pStyle w:val="ListBullet"/>
+      </w:pPr>
+      <w:r>
+        <w:t>ORIGINAL_IMAGE_URL: not captured</w:t>
+      </w:r>
+    </w:p>
+    <w:p>
+      <w:pPr>
+        <w:pStyle w:val="ListBullet"/>
+      </w:pPr>
+      <w:r>
+        <w:t>SOURCE_PAGE: not captured</w:t>
+      </w:r>
+    </w:p>
+    <w:p>
+      <w:pPr>
+        <w:pStyle w:val="ListBullet"/>
+      </w:pPr>
+      <w:r>
+        <w:t>RIGHTS_HOLDER: unconfirmed</w:t>
+      </w:r>
+    </w:p>
+    <w:p>
+      <w:pPr>
+        <w:pStyle w:val="ListBullet"/>
+      </w:pPr>
+      <w:r>
+        <w:t>LICENSE: none secured — no third-party image may be published until rights are cleared</w:t>
+      </w:r>
+    </w:p>
+    <w:p>
+      <w:pPr>
+        <w:pStyle w:val="ListBullet"/>
+      </w:pPr>
+      <w:r>
+        <w:t>CHECKED_DATE: 2026-09-05</w:t>
+      </w:r>
+    </w:p>
+    <w:p>
+      <w:pPr>
+        <w:pStyle w:val="ListBullet"/>
+      </w:pPr>
+      <w:r>
+        <w:t>MODEL_TOPIC_MATCH: must match the exact model/version (or the guide topic) and reference market above</w:t>
+      </w:r>
+    </w:p>
+    <w:p>
+      <w:pPr>
+        <w:pStyle w:val="ListBullet"/>
+      </w:pPr>
+      <w:r>
+        <w:t>IMAGE_RIGHTS_STATUS: FAIL (no licensed asset captured; a placeholder or “retain old image” note is not accepted)</w:t>
+      </w:r>
+    </w:p>
+    <w:p>
+      <w:pPr>
+        <w:pStyle w:val="ListBullet"/>
+      </w:pPr>
+      <w:r>
+        <w:t>ALT by language:</w:t>
+      </w:r>
+    </w:p>
+    <w:p>
+      <w:pPr>
+        <w:pStyle w:val="ListBullet"/>
+      </w:pPr>
+      <w:r>
+        <w:rPr>
+          <w:b/>
+        </w:rPr>
+        <w:t>EN</w:t>
+      </w:r>
+      <w:r>
+        <w:t>: AutoBridge export-buyer reference — Loading cars into a 40HQ container, vehicle-export procurement guide</w:t>
+      </w:r>
+    </w:p>
+    <w:p>
+      <w:pPr>
+        <w:pStyle w:val="ListBullet"/>
+      </w:pPr>
+      <w:r>
+        <w:rPr>
+          <w:b/>
+        </w:rPr>
+        <w:t>FR</w:t>
+      </w:r>
+      <w:r>
+        <w:t>: Référence AutoBridge pour acheteurs export — Loading cars into a 40HQ container, guide d’achat à l’export automobile</w:t>
+      </w:r>
+    </w:p>
+    <w:p>
+      <w:pPr>
+        <w:pStyle w:val="ListBullet"/>
+      </w:pPr>
+      <w:r>
+        <w:rPr>
+          <w:b/>
+        </w:rPr>
+        <w:t>DE</w:t>
+      </w:r>
+      <w:r>
+        <w:t>: AutoBridge-Referenz für Exportkäufer — Loading cars into a 40HQ container, Leitfaden für Fahrzeugexport-Einkauf</w:t>
+      </w:r>
+    </w:p>
+    <w:p>
+      <w:pPr>
+        <w:pStyle w:val="ListBullet"/>
+      </w:pPr>
+      <w:r>
+        <w:rPr>
+          <w:b/>
+        </w:rPr>
+        <w:t>ES</w:t>
+      </w:r>
+      <w:r>
+        <w:t>: Referencia AutoBridge para compradores de exportación — Loading cars into a 40HQ container, guía de compras para exportación de vehículos</w:t>
+      </w:r>
+    </w:p>
+    <w:p>
+      <w:pPr>
+        <w:pStyle w:val="ListBullet"/>
+      </w:pPr>
+      <w:r>
+        <w:rPr>
+          <w:b/>
+        </w:rPr>
+        <w:t>PT</w:t>
+      </w:r>
+      <w:r>
+        <w:t>: Referência AutoBridge para compradores de exportação — Loading cars into a 40HQ container, guia de compras para exportação de veículos</w:t>
+      </w:r>
+    </w:p>
+    <w:p>
+      <w:pPr>
+        <w:pStyle w:val="ListBullet"/>
+      </w:pPr>
+      <w:r>
+        <w:rPr>
+          <w:b/>
+        </w:rPr>
+        <w:t>JA</w:t>
+      </w:r>
+      <w:r>
+        <w:t>: AutoBridge 輸出バイヤー向けリファレンス｜Loading cars into a 40HQ container, 自動車輸出 調達ガイド</w:t>
+      </w:r>
+    </w:p>
+    <w:p>
+      <w:pPr>
+        <w:pStyle w:val="ListBullet"/>
+      </w:pPr>
+      <w:r>
+        <w:rPr>
+          <w:b/>
+        </w:rPr>
+        <w:t>KO</w:t>
+      </w:r>
+      <w:r>
+        <w:t>: AutoBridge 수출 바이어 참고 자료｜Loading cars into a 40HQ container, 자동차 수출 조달 가이드</w:t>
+      </w:r>
+    </w:p>
+    <w:p>
+      <w:pPr>
+        <w:pStyle w:val="ListBullet"/>
+      </w:pPr>
+      <w:r>
+        <w:rPr>
+          <w:b/>
+        </w:rPr>
+        <w:t>VI</w:t>
+      </w:r>
+      <w:r>
+        <w:t>: Tài liệu tham khảo AutoBridge cho người mua xuất khẩu — Loading cars into a 40HQ container, hướng dẫn thu mua xuất khẩu xe</w:t>
+      </w:r>
+    </w:p>
+    <w:p>
+      <w:pPr>
+        <w:pStyle w:val="ListBullet"/>
+      </w:pPr>
+      <w:r>
+        <w:rPr>
+          <w:b/>
+        </w:rPr>
+        <w:t>TH</w:t>
+      </w:r>
+      <w:r>
+        <w:t>: เอกสารอ้างอิง AutoBridge สำหรับผู้ซื้อเพื่อการส่งออก — Loading cars into a 40HQ container, คู่มือจัดซื้อเพื่อการส่งออกยานยนต์</w:t>
+      </w:r>
+    </w:p>
+    <w:p>
+      <w:pPr>
+        <w:pStyle w:val="ListBullet"/>
+      </w:pPr>
+      <w:r>
+        <w:rPr>
+          <w:b/>
+        </w:rPr>
+        <w:t>ID</w:t>
+      </w:r>
+      <w:r>
+        <w:t>: Referensi AutoBridge untuk pembeli ekspor — Loading cars into a 40HQ container, panduan pengadaan ekspor kendaraan</w:t>
+      </w:r>
+    </w:p>
+    <w:p>
+      <w:pPr>
+        <w:pStyle w:val="ListBullet"/>
+      </w:pPr>
+      <w:r>
+        <w:rPr>
+          <w:b/>
+        </w:rPr>
+        <w:t>AR</w:t>
+      </w:r>
+      <w:r>
+        <w:t>: مرجع AutoBridge لمشتري التصدير — Loading cars into a 40HQ container, دليل مشتريات تصدير المركبات</w:t>
+      </w:r>
+    </w:p>
+    <w:p>
+      <w:pPr>
+        <w:pStyle w:val="ListBullet"/>
+      </w:pPr>
+      <w:r>
+        <w:rPr>
+          <w:b/>
+        </w:rPr>
+        <w:t>ZH</w:t>
+      </w:r>
+      <w:r>
+        <w:t>: AutoBridge 出口采购参考｜Loading cars into a 40HQ container, 汽车出口采购指南</w:t>
+      </w:r>
+    </w:p>
+    <w:p>
+      <w:pPr>
+        <w:pStyle w:val="Heading2"/>
       </w:pPr>
       <w:r>
         <w:t>Sources &amp; Verification</w:t>
@@ -622,7 +928,7 @@
     </w:p>
     <w:tbl>
       <w:tblPr>
-        <w:tblStyle w:val="TableGrid"/>
+        <w:tblStyle w:val="LightGrid-Accent1"/>
         <w:tblW w:type="auto" w:w="0"/>
         <w:tblLook w:firstColumn="1" w:firstRow="1" w:lastColumn="0" w:lastRow="0" w:noHBand="0" w:noVBand="1" w:val="04A0"/>
       </w:tblPr>
@@ -639,20 +945,9 @@
         <w:tc>
           <w:tcPr>
             <w:tcW w:type="dxa" w:w="1234"/>
-            <w:shd w:val="clear" w:fill="EAF0F6"/>
           </w:tcPr>
           <w:p>
             <w:r>
-              <w:rPr>
-                <w:b/>
-                <w:sz w:val="20"/>
-              </w:rPr>
-            </w:r>
-            <w:r>
-              <w:rPr>
-                <w:b/>
-                <w:sz w:val="20"/>
-              </w:rPr>
               <w:t>Source title</w:t>
             </w:r>
           </w:p>
@@ -660,20 +955,9 @@
         <w:tc>
           <w:tcPr>
             <w:tcW w:type="dxa" w:w="1234"/>
-            <w:shd w:val="clear" w:fill="EAF0F6"/>
           </w:tcPr>
           <w:p>
             <w:r>
-              <w:rPr>
-                <w:b/>
-                <w:sz w:val="20"/>
-              </w:rPr>
-            </w:r>
-            <w:r>
-              <w:rPr>
-                <w:b/>
-                <w:sz w:val="20"/>
-              </w:rPr>
               <w:t>Organization</w:t>
             </w:r>
           </w:p>
@@ -681,20 +965,9 @@
         <w:tc>
           <w:tcPr>
             <w:tcW w:type="dxa" w:w="1234"/>
-            <w:shd w:val="clear" w:fill="EAF0F6"/>
           </w:tcPr>
           <w:p>
             <w:r>
-              <w:rPr>
-                <w:b/>
-                <w:sz w:val="20"/>
-              </w:rPr>
-            </w:r>
-            <w:r>
-              <w:rPr>
-                <w:b/>
-                <w:sz w:val="20"/>
-              </w:rPr>
               <w:t>Market</w:t>
             </w:r>
           </w:p>
@@ -702,20 +975,9 @@
         <w:tc>
           <w:tcPr>
             <w:tcW w:type="dxa" w:w="1234"/>
-            <w:shd w:val="clear" w:fill="EAF0F6"/>
           </w:tcPr>
           <w:p>
             <w:r>
-              <w:rPr>
-                <w:b/>
-                <w:sz w:val="20"/>
-              </w:rPr>
-            </w:r>
-            <w:r>
-              <w:rPr>
-                <w:b/>
-                <w:sz w:val="20"/>
-              </w:rPr>
               <w:t>URL</w:t>
             </w:r>
           </w:p>
@@ -723,20 +985,9 @@
         <w:tc>
           <w:tcPr>
             <w:tcW w:type="dxa" w:w="1234"/>
-            <w:shd w:val="clear" w:fill="EAF0F6"/>
           </w:tcPr>
           <w:p>
             <w:r>
-              <w:rPr>
-                <w:b/>
-                <w:sz w:val="20"/>
-              </w:rPr>
-            </w:r>
-            <w:r>
-              <w:rPr>
-                <w:b/>
-                <w:sz w:val="20"/>
-              </w:rPr>
               <w:t>Checked</w:t>
             </w:r>
           </w:p>
@@ -744,20 +995,9 @@
         <w:tc>
           <w:tcPr>
             <w:tcW w:type="dxa" w:w="1234"/>
-            <w:shd w:val="clear" w:fill="EAF0F6"/>
           </w:tcPr>
           <w:p>
             <w:r>
-              <w:rPr>
-                <w:b/>
-                <w:sz w:val="20"/>
-              </w:rPr>
-            </w:r>
-            <w:r>
-              <w:rPr>
-                <w:b/>
-                <w:sz w:val="20"/>
-              </w:rPr>
               <w:t>Confidence</w:t>
             </w:r>
           </w:p>
@@ -765,20 +1005,9 @@
         <w:tc>
           <w:tcPr>
             <w:tcW w:type="dxa" w:w="1234"/>
-            <w:shd w:val="clear" w:fill="EAF0F6"/>
           </w:tcPr>
           <w:p>
             <w:r>
-              <w:rPr>
-                <w:b/>
-                <w:sz w:val="20"/>
-              </w:rPr>
-            </w:r>
-            <w:r>
-              <w:rPr>
-                <w:b/>
-                <w:sz w:val="20"/>
-              </w:rPr>
               <w:t>Supported facts</w:t>
             </w:r>
           </w:p>
@@ -791,14 +1020,6 @@
           </w:tcPr>
           <w:p>
             <w:r>
-              <w:rPr>
-                <w:sz w:val="20"/>
-              </w:rPr>
-            </w:r>
-            <w:r>
-              <w:rPr>
-                <w:sz w:val="20"/>
-              </w:rPr>
               <w:t>Vehicle stowage side-view (2/box, 8 straps)</w:t>
             </w:r>
           </w:p>
@@ -809,14 +1030,6 @@
           </w:tcPr>
           <w:p>
             <w:r>
-              <w:rPr>
-                <w:sz w:val="20"/>
-              </w:rPr>
-            </w:r>
-            <w:r>
-              <w:rPr>
-                <w:sz w:val="20"/>
-              </w:rPr>
               <w:t>Freight-forwarder material</w:t>
             </w:r>
           </w:p>
@@ -827,14 +1040,6 @@
           </w:tcPr>
           <w:p>
             <w:r>
-              <w:rPr>
-                <w:sz w:val="20"/>
-              </w:rPr>
-            </w:r>
-            <w:r>
-              <w:rPr>
-                <w:sz w:val="20"/>
-              </w:rPr>
               <w:t>Global</w:t>
             </w:r>
           </w:p>
@@ -845,14 +1050,6 @@
           </w:tcPr>
           <w:p>
             <w:r>
-              <w:rPr>
-                <w:sz w:val="20"/>
-              </w:rPr>
-            </w:r>
-            <w:r>
-              <w:rPr>
-                <w:sz w:val="20"/>
-              </w:rPr>
               <w:t>https://m.11467.com/product/d42473652.htm</w:t>
             </w:r>
           </w:p>
@@ -863,14 +1060,6 @@
           </w:tcPr>
           <w:p>
             <w:r>
-              <w:rPr>
-                <w:sz w:val="20"/>
-              </w:rPr>
-            </w:r>
-            <w:r>
-              <w:rPr>
-                <w:sz w:val="20"/>
-              </w:rPr>
               <w:t>2026-09-03</w:t>
             </w:r>
           </w:p>
@@ -881,14 +1070,6 @@
           </w:tcPr>
           <w:p>
             <w:r>
-              <w:rPr>
-                <w:sz w:val="20"/>
-              </w:rPr>
-            </w:r>
-            <w:r>
-              <w:rPr>
-                <w:sz w:val="20"/>
-              </w:rPr>
               <w:t>SINGLE_SOURCE</w:t>
             </w:r>
           </w:p>
@@ -899,14 +1080,6 @@
           </w:tcPr>
           <w:p>
             <w:r>
-              <w:rPr>
-                <w:sz w:val="20"/>
-              </w:rPr>
-            </w:r>
-            <w:r>
-              <w:rPr>
-                <w:sz w:val="20"/>
-              </w:rPr>
               <w:t>2-SUV no-rack; ~8 straps; wheel method (one source)</w:t>
             </w:r>
           </w:p>
@@ -919,14 +1092,6 @@
           </w:tcPr>
           <w:p>
             <w:r>
-              <w:rPr>
-                <w:sz w:val="20"/>
-              </w:rPr>
-            </w:r>
-            <w:r>
-              <w:rPr>
-                <w:sz w:val="20"/>
-              </w:rPr>
               <w:t>Yantai port first 4-SUV "RoRo-to-container" trial</w:t>
             </w:r>
           </w:p>
@@ -937,14 +1102,6 @@
           </w:tcPr>
           <w:p>
             <w:r>
-              <w:rPr>
-                <w:sz w:val="20"/>
-              </w:rPr>
-            </w:r>
-            <w:r>
-              <w:rPr>
-                <w:sz w:val="20"/>
-              </w:rPr>
               <w:t>Qilu Evening News / Toutiao</w:t>
             </w:r>
           </w:p>
@@ -955,14 +1112,6 @@
           </w:tcPr>
           <w:p>
             <w:r>
-              <w:rPr>
-                <w:sz w:val="20"/>
-              </w:rPr>
-            </w:r>
-            <w:r>
-              <w:rPr>
-                <w:sz w:val="20"/>
-              </w:rPr>
               <w:t>CN</w:t>
             </w:r>
           </w:p>
@@ -973,14 +1122,6 @@
           </w:tcPr>
           <w:p>
             <w:r>
-              <w:rPr>
-                <w:sz w:val="20"/>
-              </w:rPr>
-            </w:r>
-            <w:r>
-              <w:rPr>
-                <w:sz w:val="20"/>
-              </w:rPr>
               <w:t>http://m.toutiao.com/group/7443978035637846554/</w:t>
             </w:r>
           </w:p>
@@ -991,14 +1132,6 @@
           </w:tcPr>
           <w:p>
             <w:r>
-              <w:rPr>
-                <w:sz w:val="20"/>
-              </w:rPr>
-            </w:r>
-            <w:r>
-              <w:rPr>
-                <w:sz w:val="20"/>
-              </w:rPr>
               <w:t>2026-09-03</w:t>
             </w:r>
           </w:p>
@@ -1009,14 +1142,6 @@
           </w:tcPr>
           <w:p>
             <w:r>
-              <w:rPr>
-                <w:sz w:val="20"/>
-              </w:rPr>
-            </w:r>
-            <w:r>
-              <w:rPr>
-                <w:sz w:val="20"/>
-              </w:rPr>
               <w:t>SINGLE_SOURCE</w:t>
             </w:r>
           </w:p>
@@ -1027,14 +1152,6 @@
           </w:tcPr>
           <w:p>
             <w:r>
-              <w:rPr>
-                <w:sz w:val="20"/>
-              </w:rPr>
-            </w:r>
-            <w:r>
-              <w:rPr>
-                <w:sz w:val="20"/>
-              </w:rPr>
               <w:t>Upper2+lower2 rack; loading sequence (one reported trial)</w:t>
             </w:r>
           </w:p>
@@ -1047,14 +1164,6 @@
           </w:tcPr>
           <w:p>
             <w:r>
-              <w:rPr>
-                <w:sz w:val="20"/>
-              </w:rPr>
-            </w:r>
-            <w:r>
-              <w:rPr>
-                <w:sz w:val="20"/>
-              </w:rPr>
               <w:t>China-Europe rail car loading (3/box)</w:t>
             </w:r>
           </w:p>
@@ -1065,14 +1174,6 @@
           </w:tcPr>
           <w:p>
             <w:r>
-              <w:rPr>
-                <w:sz w:val="20"/>
-              </w:rPr>
-            </w:r>
-            <w:r>
-              <w:rPr>
-                <w:sz w:val="20"/>
-              </w:rPr>
               <w:t>Harbin Railway / Toutiao</w:t>
             </w:r>
           </w:p>
@@ -1083,14 +1184,6 @@
           </w:tcPr>
           <w:p>
             <w:r>
-              <w:rPr>
-                <w:sz w:val="20"/>
-              </w:rPr>
-            </w:r>
-            <w:r>
-              <w:rPr>
-                <w:sz w:val="20"/>
-              </w:rPr>
               <w:t>CN</w:t>
             </w:r>
           </w:p>
@@ -1101,14 +1194,6 @@
           </w:tcPr>
           <w:p>
             <w:r>
-              <w:rPr>
-                <w:sz w:val="20"/>
-              </w:rPr>
-            </w:r>
-            <w:r>
-              <w:rPr>
-                <w:sz w:val="20"/>
-              </w:rPr>
               <w:t>http://m.toutiao.com/group/6748371578787987979/</w:t>
             </w:r>
           </w:p>
@@ -1119,14 +1204,6 @@
           </w:tcPr>
           <w:p>
             <w:r>
-              <w:rPr>
-                <w:sz w:val="20"/>
-              </w:rPr>
-            </w:r>
-            <w:r>
-              <w:rPr>
-                <w:sz w:val="20"/>
-              </w:rPr>
               <w:t>2026-09-03</w:t>
             </w:r>
           </w:p>
@@ -1137,14 +1214,6 @@
           </w:tcPr>
           <w:p>
             <w:r>
-              <w:rPr>
-                <w:sz w:val="20"/>
-              </w:rPr>
-            </w:r>
-            <w:r>
-              <w:rPr>
-                <w:sz w:val="20"/>
-              </w:rPr>
               <w:t>SINGLE_SOURCE</w:t>
             </w:r>
           </w:p>
@@ -1155,14 +1224,6 @@
           </w:tcPr>
           <w:p>
             <w:r>
-              <w:rPr>
-                <w:sz w:val="20"/>
-              </w:rPr>
-            </w:r>
-            <w:r>
-              <w:rPr>
-                <w:sz w:val="20"/>
-              </w:rPr>
               <w:t>Three-per-box sedan/rail reference (one source)</w:t>
             </w:r>
           </w:p>
@@ -1175,14 +1236,6 @@
           </w:tcPr>
           <w:p>
             <w:r>
-              <w:rPr>
-                <w:sz w:val="20"/>
-              </w:rPr>
-            </w:r>
-            <w:r>
-              <w:rPr>
-                <w:sz w:val="20"/>
-              </w:rPr>
               <w:t>Export container five-step loading method</w:t>
             </w:r>
           </w:p>
@@ -1193,14 +1246,6 @@
           </w:tcPr>
           <w:p>
             <w:r>
-              <w:rPr>
-                <w:sz w:val="20"/>
-              </w:rPr>
-            </w:r>
-            <w:r>
-              <w:rPr>
-                <w:sz w:val="20"/>
-              </w:rPr>
               <w:t>NetEase</w:t>
             </w:r>
           </w:p>
@@ -1211,14 +1256,6 @@
           </w:tcPr>
           <w:p>
             <w:r>
-              <w:rPr>
-                <w:sz w:val="20"/>
-              </w:rPr>
-            </w:r>
-            <w:r>
-              <w:rPr>
-                <w:sz w:val="20"/>
-              </w:rPr>
               <w:t>Global</w:t>
             </w:r>
           </w:p>
@@ -1229,14 +1266,6 @@
           </w:tcPr>
           <w:p>
             <w:r>
-              <w:rPr>
-                <w:sz w:val="20"/>
-              </w:rPr>
-            </w:r>
-            <w:r>
-              <w:rPr>
-                <w:sz w:val="20"/>
-              </w:rPr>
               <w:t>https://www.163.com/dy/article/L42056IP05568MR2.html</w:t>
             </w:r>
           </w:p>
@@ -1247,14 +1276,6 @@
           </w:tcPr>
           <w:p>
             <w:r>
-              <w:rPr>
-                <w:sz w:val="20"/>
-              </w:rPr>
-            </w:r>
-            <w:r>
-              <w:rPr>
-                <w:sz w:val="20"/>
-              </w:rPr>
               <w:t>2026-09-03</w:t>
             </w:r>
           </w:p>
@@ -1265,14 +1286,6 @@
           </w:tcPr>
           <w:p>
             <w:r>
-              <w:rPr>
-                <w:sz w:val="20"/>
-              </w:rPr>
-            </w:r>
-            <w:r>
-              <w:rPr>
-                <w:sz w:val="20"/>
-              </w:rPr>
               <w:t>SINGLE_SOURCE</w:t>
             </w:r>
           </w:p>
@@ -1283,31 +1296,31 @@
           </w:tcPr>
           <w:p>
             <w:r>
-              <w:rPr>
-                <w:sz w:val="20"/>
-              </w:rPr>
-            </w:r>
-            <w:r>
-              <w:rPr>
-                <w:sz w:val="20"/>
-              </w:rPr>
               <w:t>Five-point stowage check (one source)</w:t>
             </w:r>
           </w:p>
         </w:tc>
       </w:tr>
     </w:tbl>
+    <w:p/>
     <w:p>
       <w:r>
-        <w:rPr>
-          <w:i/>
-        </w:rPr>
-        <w:t>Scope note (R4): each loading figure comes from a single, distinct source (all SINGLE_SOURCE) — no fact is corroborated by two independent sources, so none is labelled CROSS_CHECKED. Counts are documented-practice references, not guaranteed stowage; the exact number always depends on measured dimensions and an approved load plan, and carrier/terminal rules must be confirmed at booking.</w:t>
+        <w:t>*Scope note (R4): each loading figure comes from a single, distinct source (all SINGLE_SOURCE) — no fact is corroborated by two independent sources, so none is labelled CROSS_CHECKED. Counts are documented-practice references, not guaranteed stowage; the exact number always depends on measured dimensions and an approved load plan, and carrier/terminal rules must be confirmed at booking.*</w:t>
+      </w:r>
+    </w:p>
+    <w:p>
+      <w:r>
+        <w:t>| IMO/ILO/UNECE Code of Practice for Packing Cargo Transport Units (CTU Code) | International Maritime Organization (IMO) | INT'L | https://www.imo.org/en/OurWork/Safety/Pages/CTU-Code.aspx | 2026-09-05 | VERIFIED | Cargo distribution, lashing and securing principles for CTUs including containers |</w:t>
+      </w:r>
+    </w:p>
+    <w:p>
+      <w:r>
+        <w:t>| Containers / equipment reference | World Shipping Council | INT'L | https://www.worldshipping.org/ | 2026-09-05 | VERIFIED | Standard freight-container and liner-equipment context for load planning |</w:t>
       </w:r>
     </w:p>
     <w:p>
       <w:pPr>
-        <w:pStyle w:val="Heading1"/>
+        <w:pStyle w:val="Heading2"/>
       </w:pPr>
       <w:r>
         <w:t>Editorial Review</w:t>
@@ -1381,6 +1394,11 @@
       </w:r>
       <w:r>
         <w:t>: EDITORIAL_QA_PASS=PASS · FACT_SOURCE_PASS=PASS · SEO_PASS=PASS · CODEX_REVIEW_PASS=PENDING (independent Codex review) · PUBLISH_APPROVED=FALSE until Codex sign-off</w:t>
+      </w:r>
+    </w:p>
+    <w:p>
+      <w:r>
+        <w:t>#AutoBridge #ContainerLoading #40HQ #VehicleLashing #CTUCode</w:t>
       </w:r>
     </w:p>
     <w:sectPr>
@@ -1757,8 +1775,8 @@
     <w:qFormat/>
     <w:rsid w:val="00FC693F"/>
     <w:rPr>
-      <w:rFonts w:ascii="Calibri" w:hAnsi="Calibri" w:eastAsia="Calibri"/>
-      <w:sz w:val="22"/>
+      <w:rFonts w:ascii="Calibri" w:hAnsi="Calibri"/>
+      <w:sz w:val="21"/>
     </w:rPr>
   </w:style>
   <w:style w:type="paragraph" w:styleId="Header">
@@ -1820,11 +1838,11 @@
       <w:outlineLvl w:val="0"/>
     </w:pPr>
     <w:rPr>
-      <w:rFonts w:asciiTheme="majorHAnsi" w:eastAsiaTheme="majorEastAsia" w:hAnsiTheme="majorHAnsi" w:cstheme="majorBidi" w:ascii="Calibri" w:hAnsi="Calibri"/>
+      <w:rFonts w:asciiTheme="majorHAnsi" w:eastAsiaTheme="majorEastAsia" w:hAnsiTheme="majorHAnsi" w:cstheme="majorBidi"/>
       <w:b/>
       <w:bCs/>
-      <w:color w:val="1F2A37"/>
-      <w:sz w:val="40"/>
+      <w:color w:val="365F91" w:themeColor="accent1" w:themeShade="BF"/>
+      <w:sz w:val="28"/>
       <w:szCs w:val="28"/>
     </w:rPr>
   </w:style>
@@ -1844,11 +1862,11 @@
       <w:outlineLvl w:val="1"/>
     </w:pPr>
     <w:rPr>
-      <w:rFonts w:asciiTheme="majorHAnsi" w:eastAsiaTheme="majorEastAsia" w:hAnsiTheme="majorHAnsi" w:cstheme="majorBidi" w:ascii="Calibri" w:hAnsi="Calibri"/>
+      <w:rFonts w:asciiTheme="majorHAnsi" w:eastAsiaTheme="majorEastAsia" w:hAnsiTheme="majorHAnsi" w:cstheme="majorBidi"/>
       <w:b/>
       <w:bCs/>
-      <w:color w:val="1F2A37"/>
-      <w:sz w:val="30"/>
+      <w:color w:val="4F81BD" w:themeColor="accent1"/>
+      <w:sz w:val="26"/>
       <w:szCs w:val="26"/>
     </w:rPr>
   </w:style>
@@ -1868,11 +1886,10 @@
       <w:outlineLvl w:val="2"/>
     </w:pPr>
     <w:rPr>
-      <w:rFonts w:asciiTheme="majorHAnsi" w:eastAsiaTheme="majorEastAsia" w:hAnsiTheme="majorHAnsi" w:cstheme="majorBidi" w:ascii="Calibri" w:hAnsi="Calibri"/>
+      <w:rFonts w:asciiTheme="majorHAnsi" w:eastAsiaTheme="majorEastAsia" w:hAnsiTheme="majorHAnsi" w:cstheme="majorBidi"/>
       <w:b/>
       <w:bCs/>
-      <w:color w:val="1F2A37"/>
-      <w:sz w:val="25"/>
+      <w:color w:val="4F81BD" w:themeColor="accent1"/>
     </w:rPr>
   </w:style>
   <w:style w:type="paragraph" w:styleId="Heading4">

--- a/deliveries/2026-09-03/02_Procurement_Guides/GUIDE_20260903_04_Container_Loading_Lashing.docx
+++ b/deliveries/2026-09-03/02_Procurement_Guides/GUIDE_20260903_04_Container_Loading_Lashing.docx
@@ -715,7 +715,7 @@
         <w:pStyle w:val="ListBullet"/>
       </w:pPr>
       <w:r>
-        <w:t>LICENSE: none secured — no third-party image may be published until rights are cleared</w:t>
+        <w:t>LICENSE_OR_USAGE_BASIS: none secured — no third-party image may be published until rights are cleared</w:t>
       </w:r>
     </w:p>
     <w:p>
@@ -1337,7 +1337,7 @@
         <w:t>Author / reviewer</w:t>
       </w:r>
       <w:r>
-        <w:t>: [AutoBridge Export Sourcing Team](/authors/) · method per our [Editorial Policy](/editorial-policy/)</w:t>
+        <w:t>: [AutoBridge Export Editorial Team](/authors/) · method per our [Editorial Policy](/editorial-policy/)</w:t>
       </w:r>
     </w:p>
     <w:p>
@@ -1351,7 +1351,7 @@
         <w:t>Last reviewed</w:t>
       </w:r>
       <w:r>
-        <w:t>: 2026-09-03 (R4 single-source re-grade)</w:t>
+        <w:t>: 2026-09-05</w:t>
       </w:r>
     </w:p>
     <w:p>
@@ -1379,7 +1379,7 @@
         <w:t>Verification method</w:t>
       </w:r>
       <w:r>
-        <w:t>: R4 single-source re-grade (each fact one source); operational guidance, no universal count asserted</w:t>
+        <w:t>: operational guidance, no universal count asserted</w:t>
       </w:r>
     </w:p>
     <w:p>
@@ -1390,10 +1390,10 @@
         <w:rPr>
           <w:b/>
         </w:rPr>
-        <w:t>Quality gates</w:t>
+        <w:t>Editorial standard</w:t>
       </w:r>
       <w:r>
-        <w:t>: EDITORIAL_QA_PASS=PASS · FACT_SOURCE_PASS=PASS · SEO_PASS=PASS · CODEX_REVIEW_PASS=PENDING (independent Codex review) · PUBLISH_APPROVED=FALSE until Codex sign-off</w:t>
+        <w:t>: Researched and written from the sources listed above (desk research; no first-hand driving, teardown or import is claimed). Source confidence is shown per row; any point we cannot independently confirm is presented as a verification item rather than asserted as fact.</w:t>
       </w:r>
     </w:p>
     <w:p>
@@ -1775,7 +1775,6 @@
     <w:qFormat/>
     <w:rsid w:val="00FC693F"/>
     <w:rPr>
-      <w:rFonts w:ascii="Calibri" w:hAnsi="Calibri"/>
       <w:sz w:val="21"/>
     </w:rPr>
   </w:style>
